--- a/docs/PulseWatch-Admin-Handbuch.docx
+++ b/docs/PulseWatch-Admin-Handbuch.docx
@@ -6047,6 +6047,26 @@
       </w:pPr>
       <w:r>
         <w:t xml:space="preserve">Ein leeres Feld bedeutet: keine Einschränkung. Provider mit Liste zeigen in der Übersicht das Kennzeichen „Gruppen“.</w:t>
+      </w:r>
+    </w:p>
+    <w:p>
+      <w:pPr>
+        <w:pStyle w:val="ListParagraph"/>
+        <w:numPr>
+          <w:ilvl w:val="0"/>
+          <w:numId w:val="4"/>
+        </w:numPr>
+        <w:spacing w:after="60" w:line="288"/>
+      </w:pPr>
+      <w:r>
+        <w:rPr>
+          <w:b/>
+          <w:bCs/>
+        </w:rPr>
+        <w:t xml:space="preserve">Nur Editoren und Administratoren:</w:t>
+      </w:r>
+      <w:r>
+        <w:t xml:space="preserve"> Der Schalter „Editors and admins only“ lässt ausschließlich Mitglieder der Admin- oder Editor-Gruppen herein. Wer nur Viewer würde, wird wie oben abgewiesen, auch wenn er in einer „Allowed group“ steht. Dafür müssen Admin-/Editor-Gruppen am Provider eingetragen sein, sonst kommt niemand per SSO herein (lokale Konten funktionieren weiter). Bei Standardrolle „Editor“ hat der Schalter keine Wirkung.</w:t>
       </w:r>
     </w:p>
     <w:p>

--- a/docs/PulseWatch-Admin-Handbuch.docx
+++ b/docs/PulseWatch-Admin-Handbuch.docx
@@ -52,7 +52,7 @@
           <w:sz w:val="20"/>
           <w:szCs w:val="20"/>
         </w:rPr>
-        <w:t xml:space="preserve">Stand: Oktober 2026 · Version 0.1</w:t>
+        <w:t xml:space="preserve">Stand: Oktober 2026 · Version 0.2</w:t>
       </w:r>
     </w:p>
     <w:p>
@@ -2096,6 +2096,43 @@
           </w:tcPr>
           <w:p>
             <w:r>
+              <w:t xml:space="preserve">Als ausgefallen melden nach</w:t>
+            </w:r>
+          </w:p>
+        </w:tc>
+        <w:tc>
+          <w:tcPr>
+            <w:tcW w:type="dxa" w:w="6426"/>
+            <w:tcMar>
+              <w:top w:type="dxa" w:w="60"/>
+              <w:left w:type="dxa" w:w="100"/>
+              <w:bottom w:type="dxa" w:w="60"/>
+              <w:right w:type="dxa" w:w="100"/>
+            </w:tcMar>
+          </w:tcPr>
+          <w:p>
+            <w:r>
+              <w:t xml:space="preserve">Vorfall und Alarm erst, wenn der Monitor so lange (Sekunden oder Minuten) durchgehend ausfällt. Ideal bei Neustarts und kurzen Aussetzern. Die Prüfung läuft währenddessen im Wiederholungsintervall weiter, und eine Erholung innerhalb der Zeit öffnet nie einen Vorfall. Ist das Feld leer, gilt die globale Regel.</w:t>
+            </w:r>
+          </w:p>
+        </w:tc>
+      </w:tr>
+      <w:tr>
+        <w:trPr>
+          <w:cantSplit/>
+        </w:trPr>
+        <w:tc>
+          <w:tcPr>
+            <w:tcW w:type="dxa" w:w="2600"/>
+            <w:tcMar>
+              <w:top w:type="dxa" w:w="60"/>
+              <w:left w:type="dxa" w:w="100"/>
+              <w:bottom w:type="dxa" w:w="60"/>
+              <w:right w:type="dxa" w:w="100"/>
+            </w:tcMar>
+          </w:tcPr>
+          <w:p>
+            <w:r>
               <w:t xml:space="preserve">Flatter-Erkennung</w:t>
             </w:r>
           </w:p>
@@ -2138,7 +2175,17 @@
         <w:t xml:space="preserve">Einstellungen → Standardwerte</w:t>
       </w:r>
       <w:r>
-        <w:t xml:space="preserve"> legst du fest, womit neue Monitore vorbelegt werden.</w:t>
+        <w:t xml:space="preserve"> legst du fest, womit neue Monitore vorbelegt werden. Dort steht auch die </w:t>
+      </w:r>
+      <w:r>
+        <w:rPr>
+          <w:b/>
+          <w:bCs/>
+        </w:rPr>
+        <w:t xml:space="preserve">globale Regel „Als ausgefallen melden nach“</w:t>
+      </w:r>
+      <w:r>
+        <w:t xml:space="preserve">: Sie gilt sofort für alle Monitore, die kein eigenes Feld gesetzt haben. Ein eigener Wert am Monitor (auch 0 für „sofort“) hat Vorrang.</w:t>
       </w:r>
     </w:p>
     <w:p>
@@ -4570,6 +4617,26 @@
       </w:r>
       <w:r>
         <w:t xml:space="preserve"> nur angemeldete PulseWatch-Benutzer.</w:t>
+      </w:r>
+    </w:p>
+    <w:p>
+      <w:pPr>
+        <w:pStyle w:val="ListParagraph"/>
+        <w:numPr>
+          <w:ilvl w:val="0"/>
+          <w:numId w:val="4"/>
+        </w:numPr>
+        <w:spacing w:after="60" w:line="288"/>
+      </w:pPr>
+      <w:r>
+        <w:rPr>
+          <w:b/>
+          <w:bCs/>
+        </w:rPr>
+        <w:t xml:space="preserve">Vorfälle ausblenden:</w:t>
+      </w:r>
+      <w:r>
+        <w:t xml:space="preserve"> In der Komponentenliste hat jede Zeile ein Augen-Symbol. Aktiviert, erscheinen die behobenen Vorfälle dieser Komponente nicht unter „Vergangene Störungen“ dieser Seite (und im RSS-Feed). Laufende Vorfälle bleiben sichtbar. Praktisch für Komponenten mit häufigen, unwichtigen Aussetzern.</w:t>
       </w:r>
     </w:p>
     <w:p>
